--- a/theory-site-static/files/editorial-tightened/editorial-report-he.docx
+++ b/theory-site-static/files/editorial-tightened/editorial-report-he.docx
@@ -4,7 +4,8 @@
   <w:body>
     <w:p>
       <w:pPr>
-        <w:jc w:val="center"/>
+        <w:ind w:left="0" w:right="0" w:firstLine="0"/>
+        <w:jc w:val="right"/>
         <w:bidi w:val="1"/>
       </w:pPr>
       <w:r>
@@ -19,7 +20,8 @@
     </w:p>
     <w:p>
       <w:pPr>
-        <w:jc w:val="center"/>
+        <w:ind w:left="0" w:right="0" w:firstLine="0"/>
+        <w:jc w:val="right"/>
         <w:bidi w:val="1"/>
       </w:pPr>
       <w:r>
@@ -36,6 +38,7 @@
       <w:pPr>
         <w:bidi w:val="1"/>
         <w:spacing w:after="140" w:line="300" w:lineRule="auto"/>
+        <w:ind w:left="0" w:right="0" w:firstLine="0"/>
         <w:jc w:val="right"/>
       </w:pPr>
       <w:r>
@@ -50,6 +53,7 @@
       <w:pPr>
         <w:bidi w:val="1"/>
         <w:spacing w:after="140" w:line="300" w:lineRule="auto"/>
+        <w:ind w:left="0" w:right="0" w:firstLine="0"/>
         <w:jc w:val="right"/>
       </w:pPr>
       <w:r>
@@ -64,6 +68,7 @@
       <w:pPr>
         <w:bidi w:val="1"/>
         <w:spacing w:after="140" w:line="300" w:lineRule="auto"/>
+        <w:ind w:left="0" w:right="0" w:firstLine="0"/>
         <w:jc w:val="right"/>
       </w:pPr>
       <w:r>
@@ -78,6 +83,7 @@
       <w:pPr>
         <w:bidi w:val="1"/>
         <w:spacing w:after="140" w:line="300" w:lineRule="auto"/>
+        <w:ind w:left="0" w:right="0" w:firstLine="0"/>
         <w:jc w:val="right"/>
       </w:pPr>
       <w:r>
@@ -92,6 +98,7 @@
       <w:pPr>
         <w:bidi w:val="1"/>
         <w:spacing w:after="140" w:line="300" w:lineRule="auto"/>
+        <w:ind w:left="0" w:right="0" w:firstLine="0"/>
         <w:jc w:val="right"/>
       </w:pPr>
       <w:r>
@@ -106,6 +113,7 @@
       <w:pPr>
         <w:bidi w:val="1"/>
         <w:spacing w:after="140" w:line="300" w:lineRule="auto"/>
+        <w:ind w:left="0" w:right="0" w:firstLine="0"/>
         <w:jc w:val="right"/>
       </w:pPr>
       <w:r>
@@ -120,6 +128,7 @@
       <w:pPr>
         <w:bidi w:val="1"/>
         <w:spacing w:after="140" w:line="300" w:lineRule="auto"/>
+        <w:ind w:left="0" w:right="0" w:firstLine="0"/>
         <w:jc w:val="right"/>
       </w:pPr>
       <w:r>
@@ -132,7 +141,8 @@
     </w:p>
     <w:p>
       <w:pPr>
-        <w:jc w:val="center"/>
+        <w:ind w:left="0" w:right="0" w:firstLine="0"/>
+        <w:jc w:val="right"/>
         <w:bidi w:val="1"/>
       </w:pPr>
       <w:r>
@@ -149,6 +159,7 @@
       <w:pPr>
         <w:bidi w:val="1"/>
         <w:spacing w:after="140" w:line="300" w:lineRule="auto"/>
+        <w:ind w:left="0" w:right="0" w:firstLine="0"/>
         <w:jc w:val="right"/>
       </w:pPr>
       <w:r>
@@ -163,6 +174,7 @@
       <w:pPr>
         <w:bidi w:val="1"/>
         <w:spacing w:after="140" w:line="300" w:lineRule="auto"/>
+        <w:ind w:left="0" w:right="0" w:firstLine="0"/>
         <w:jc w:val="right"/>
       </w:pPr>
       <w:r>
@@ -177,6 +189,7 @@
       <w:pPr>
         <w:bidi w:val="1"/>
         <w:spacing w:after="140" w:line="300" w:lineRule="auto"/>
+        <w:ind w:left="0" w:right="0" w:firstLine="0"/>
         <w:jc w:val="right"/>
       </w:pPr>
       <w:r>
@@ -191,6 +204,7 @@
       <w:pPr>
         <w:bidi w:val="1"/>
         <w:spacing w:after="140" w:line="300" w:lineRule="auto"/>
+        <w:ind w:left="0" w:right="0" w:firstLine="0"/>
         <w:jc w:val="right"/>
       </w:pPr>
       <w:r>
@@ -205,6 +219,7 @@
       <w:pPr>
         <w:bidi w:val="1"/>
         <w:spacing w:after="140" w:line="300" w:lineRule="auto"/>
+        <w:ind w:left="0" w:right="0" w:firstLine="0"/>
         <w:jc w:val="right"/>
       </w:pPr>
       <w:r>
@@ -219,6 +234,7 @@
       <w:pPr>
         <w:bidi w:val="1"/>
         <w:spacing w:after="140" w:line="300" w:lineRule="auto"/>
+        <w:ind w:left="0" w:right="0" w:firstLine="0"/>
         <w:jc w:val="right"/>
       </w:pPr>
       <w:r>
@@ -233,6 +249,7 @@
       <w:pPr>
         <w:bidi w:val="1"/>
         <w:spacing w:after="140" w:line="300" w:lineRule="auto"/>
+        <w:ind w:left="0" w:right="0" w:firstLine="0"/>
         <w:jc w:val="right"/>
       </w:pPr>
       <w:r>
@@ -245,7 +262,8 @@
     </w:p>
     <w:p>
       <w:pPr>
-        <w:jc w:val="center"/>
+        <w:ind w:left="0" w:right="0" w:firstLine="0"/>
+        <w:jc w:val="right"/>
         <w:bidi w:val="1"/>
       </w:pPr>
       <w:r>
@@ -262,6 +280,7 @@
       <w:pPr>
         <w:bidi w:val="1"/>
         <w:spacing w:after="140" w:line="300" w:lineRule="auto"/>
+        <w:ind w:left="0" w:right="0" w:firstLine="0"/>
         <w:jc w:val="right"/>
       </w:pPr>
       <w:r>
@@ -276,6 +295,7 @@
       <w:pPr>
         <w:bidi w:val="1"/>
         <w:spacing w:after="140" w:line="300" w:lineRule="auto"/>
+        <w:ind w:left="0" w:right="0" w:firstLine="0"/>
         <w:jc w:val="right"/>
       </w:pPr>
       <w:r>
@@ -290,6 +310,7 @@
       <w:pPr>
         <w:bidi w:val="1"/>
         <w:spacing w:after="140" w:line="300" w:lineRule="auto"/>
+        <w:ind w:left="0" w:right="0" w:firstLine="0"/>
         <w:jc w:val="right"/>
       </w:pPr>
       <w:r>
@@ -304,6 +325,7 @@
       <w:pPr>
         <w:bidi w:val="1"/>
         <w:spacing w:after="140" w:line="300" w:lineRule="auto"/>
+        <w:ind w:left="0" w:right="0" w:firstLine="0"/>
         <w:jc w:val="right"/>
       </w:pPr>
       <w:r>
@@ -318,6 +340,7 @@
       <w:pPr>
         <w:bidi w:val="1"/>
         <w:spacing w:after="140" w:line="300" w:lineRule="auto"/>
+        <w:ind w:left="0" w:right="0" w:firstLine="0"/>
         <w:jc w:val="right"/>
       </w:pPr>
       <w:r>
@@ -332,6 +355,7 @@
       <w:pPr>
         <w:bidi w:val="1"/>
         <w:spacing w:after="140" w:line="300" w:lineRule="auto"/>
+        <w:ind w:left="0" w:right="0" w:firstLine="0"/>
         <w:jc w:val="right"/>
       </w:pPr>
       <w:r>
@@ -346,6 +370,7 @@
       <w:pPr>
         <w:bidi w:val="1"/>
         <w:spacing w:after="140" w:line="300" w:lineRule="auto"/>
+        <w:ind w:left="0" w:right="0" w:firstLine="0"/>
         <w:jc w:val="right"/>
       </w:pPr>
       <w:r>

--- a/theory-site-static/files/editorial-tightened/editorial-report-he.docx
+++ b/theory-site-static/files/editorial-tightened/editorial-report-he.docx
@@ -4,7 +4,6 @@
   <w:body>
     <w:p>
       <w:pPr>
-        <w:ind w:left="0" w:right="0" w:firstLine="0"/>
         <w:jc w:val="right"/>
         <w:bidi w:val="1"/>
       </w:pPr>
@@ -20,7 +19,6 @@
     </w:p>
     <w:p>
       <w:pPr>
-        <w:ind w:left="0" w:right="0" w:firstLine="0"/>
         <w:jc w:val="right"/>
         <w:bidi w:val="1"/>
       </w:pPr>
@@ -38,7 +36,6 @@
       <w:pPr>
         <w:bidi w:val="1"/>
         <w:spacing w:after="140" w:line="300" w:lineRule="auto"/>
-        <w:ind w:left="0" w:right="0" w:firstLine="0"/>
         <w:jc w:val="right"/>
       </w:pPr>
       <w:r>
@@ -53,7 +50,6 @@
       <w:pPr>
         <w:bidi w:val="1"/>
         <w:spacing w:after="140" w:line="300" w:lineRule="auto"/>
-        <w:ind w:left="0" w:right="0" w:firstLine="0"/>
         <w:jc w:val="right"/>
       </w:pPr>
       <w:r>
@@ -68,7 +64,6 @@
       <w:pPr>
         <w:bidi w:val="1"/>
         <w:spacing w:after="140" w:line="300" w:lineRule="auto"/>
-        <w:ind w:left="0" w:right="0" w:firstLine="0"/>
         <w:jc w:val="right"/>
       </w:pPr>
       <w:r>
@@ -83,7 +78,6 @@
       <w:pPr>
         <w:bidi w:val="1"/>
         <w:spacing w:after="140" w:line="300" w:lineRule="auto"/>
-        <w:ind w:left="0" w:right="0" w:firstLine="0"/>
         <w:jc w:val="right"/>
       </w:pPr>
       <w:r>
@@ -98,7 +92,6 @@
       <w:pPr>
         <w:bidi w:val="1"/>
         <w:spacing w:after="140" w:line="300" w:lineRule="auto"/>
-        <w:ind w:left="0" w:right="0" w:firstLine="0"/>
         <w:jc w:val="right"/>
       </w:pPr>
       <w:r>
@@ -113,7 +106,6 @@
       <w:pPr>
         <w:bidi w:val="1"/>
         <w:spacing w:after="140" w:line="300" w:lineRule="auto"/>
-        <w:ind w:left="0" w:right="0" w:firstLine="0"/>
         <w:jc w:val="right"/>
       </w:pPr>
       <w:r>
@@ -128,7 +120,6 @@
       <w:pPr>
         <w:bidi w:val="1"/>
         <w:spacing w:after="140" w:line="300" w:lineRule="auto"/>
-        <w:ind w:left="0" w:right="0" w:firstLine="0"/>
         <w:jc w:val="right"/>
       </w:pPr>
       <w:r>
@@ -141,7 +132,6 @@
     </w:p>
     <w:p>
       <w:pPr>
-        <w:ind w:left="0" w:right="0" w:firstLine="0"/>
         <w:jc w:val="right"/>
         <w:bidi w:val="1"/>
       </w:pPr>
@@ -159,7 +149,6 @@
       <w:pPr>
         <w:bidi w:val="1"/>
         <w:spacing w:after="140" w:line="300" w:lineRule="auto"/>
-        <w:ind w:left="0" w:right="0" w:firstLine="0"/>
         <w:jc w:val="right"/>
       </w:pPr>
       <w:r>
@@ -174,7 +163,6 @@
       <w:pPr>
         <w:bidi w:val="1"/>
         <w:spacing w:after="140" w:line="300" w:lineRule="auto"/>
-        <w:ind w:left="0" w:right="0" w:firstLine="0"/>
         <w:jc w:val="right"/>
       </w:pPr>
       <w:r>
@@ -189,7 +177,6 @@
       <w:pPr>
         <w:bidi w:val="1"/>
         <w:spacing w:after="140" w:line="300" w:lineRule="auto"/>
-        <w:ind w:left="0" w:right="0" w:firstLine="0"/>
         <w:jc w:val="right"/>
       </w:pPr>
       <w:r>
@@ -204,7 +191,6 @@
       <w:pPr>
         <w:bidi w:val="1"/>
         <w:spacing w:after="140" w:line="300" w:lineRule="auto"/>
-        <w:ind w:left="0" w:right="0" w:firstLine="0"/>
         <w:jc w:val="right"/>
       </w:pPr>
       <w:r>
@@ -219,7 +205,6 @@
       <w:pPr>
         <w:bidi w:val="1"/>
         <w:spacing w:after="140" w:line="300" w:lineRule="auto"/>
-        <w:ind w:left="0" w:right="0" w:firstLine="0"/>
         <w:jc w:val="right"/>
       </w:pPr>
       <w:r>
@@ -234,7 +219,6 @@
       <w:pPr>
         <w:bidi w:val="1"/>
         <w:spacing w:after="140" w:line="300" w:lineRule="auto"/>
-        <w:ind w:left="0" w:right="0" w:firstLine="0"/>
         <w:jc w:val="right"/>
       </w:pPr>
       <w:r>
@@ -249,7 +233,6 @@
       <w:pPr>
         <w:bidi w:val="1"/>
         <w:spacing w:after="140" w:line="300" w:lineRule="auto"/>
-        <w:ind w:left="0" w:right="0" w:firstLine="0"/>
         <w:jc w:val="right"/>
       </w:pPr>
       <w:r>
@@ -262,7 +245,6 @@
     </w:p>
     <w:p>
       <w:pPr>
-        <w:ind w:left="0" w:right="0" w:firstLine="0"/>
         <w:jc w:val="right"/>
         <w:bidi w:val="1"/>
       </w:pPr>
@@ -280,7 +262,6 @@
       <w:pPr>
         <w:bidi w:val="1"/>
         <w:spacing w:after="140" w:line="300" w:lineRule="auto"/>
-        <w:ind w:left="0" w:right="0" w:firstLine="0"/>
         <w:jc w:val="right"/>
       </w:pPr>
       <w:r>
@@ -295,7 +276,6 @@
       <w:pPr>
         <w:bidi w:val="1"/>
         <w:spacing w:after="140" w:line="300" w:lineRule="auto"/>
-        <w:ind w:left="0" w:right="0" w:firstLine="0"/>
         <w:jc w:val="right"/>
       </w:pPr>
       <w:r>
@@ -310,7 +290,6 @@
       <w:pPr>
         <w:bidi w:val="1"/>
         <w:spacing w:after="140" w:line="300" w:lineRule="auto"/>
-        <w:ind w:left="0" w:right="0" w:firstLine="0"/>
         <w:jc w:val="right"/>
       </w:pPr>
       <w:r>
@@ -325,7 +304,6 @@
       <w:pPr>
         <w:bidi w:val="1"/>
         <w:spacing w:after="140" w:line="300" w:lineRule="auto"/>
-        <w:ind w:left="0" w:right="0" w:firstLine="0"/>
         <w:jc w:val="right"/>
       </w:pPr>
       <w:r>
@@ -340,7 +318,6 @@
       <w:pPr>
         <w:bidi w:val="1"/>
         <w:spacing w:after="140" w:line="300" w:lineRule="auto"/>
-        <w:ind w:left="0" w:right="0" w:firstLine="0"/>
         <w:jc w:val="right"/>
       </w:pPr>
       <w:r>
@@ -355,7 +332,6 @@
       <w:pPr>
         <w:bidi w:val="1"/>
         <w:spacing w:after="140" w:line="300" w:lineRule="auto"/>
-        <w:ind w:left="0" w:right="0" w:firstLine="0"/>
         <w:jc w:val="right"/>
       </w:pPr>
       <w:r>
@@ -370,7 +346,6 @@
       <w:pPr>
         <w:bidi w:val="1"/>
         <w:spacing w:after="140" w:line="300" w:lineRule="auto"/>
-        <w:ind w:left="0" w:right="0" w:firstLine="0"/>
         <w:jc w:val="right"/>
       </w:pPr>
       <w:r>

--- a/theory-site-static/files/editorial-tightened/editorial-report-he.docx
+++ b/theory-site-static/files/editorial-tightened/editorial-report-he.docx
@@ -4,7 +4,8 @@
   <w:body>
     <w:p>
       <w:pPr>
-        <w:jc w:val="right"/>
+        <w:ind w:left="0" w:right="0" w:firstLine="0"/>
+        <w:jc w:val="center"/>
         <w:bidi w:val="1"/>
       </w:pPr>
       <w:r>
@@ -19,7 +20,8 @@
     </w:p>
     <w:p>
       <w:pPr>
-        <w:jc w:val="right"/>
+        <w:ind w:left="0" w:right="0" w:firstLine="0"/>
+        <w:jc w:val="center"/>
         <w:bidi w:val="1"/>
       </w:pPr>
       <w:r>
@@ -36,7 +38,8 @@
       <w:pPr>
         <w:bidi w:val="1"/>
         <w:spacing w:after="140" w:line="300" w:lineRule="auto"/>
-        <w:jc w:val="right"/>
+        <w:ind w:left="0" w:right="0" w:firstLine="0"/>
+        <w:jc w:val="center"/>
       </w:pPr>
       <w:r>
         <w:rPr>
@@ -50,7 +53,8 @@
       <w:pPr>
         <w:bidi w:val="1"/>
         <w:spacing w:after="140" w:line="300" w:lineRule="auto"/>
-        <w:jc w:val="right"/>
+        <w:ind w:left="0" w:right="0" w:firstLine="0"/>
+        <w:jc w:val="center"/>
       </w:pPr>
       <w:r>
         <w:rPr>
@@ -64,7 +68,8 @@
       <w:pPr>
         <w:bidi w:val="1"/>
         <w:spacing w:after="140" w:line="300" w:lineRule="auto"/>
-        <w:jc w:val="right"/>
+        <w:ind w:left="0" w:right="0" w:firstLine="0"/>
+        <w:jc w:val="center"/>
       </w:pPr>
       <w:r>
         <w:rPr>
@@ -78,7 +83,8 @@
       <w:pPr>
         <w:bidi w:val="1"/>
         <w:spacing w:after="140" w:line="300" w:lineRule="auto"/>
-        <w:jc w:val="right"/>
+        <w:ind w:left="0" w:right="0" w:firstLine="0"/>
+        <w:jc w:val="center"/>
       </w:pPr>
       <w:r>
         <w:rPr>
@@ -92,7 +98,8 @@
       <w:pPr>
         <w:bidi w:val="1"/>
         <w:spacing w:after="140" w:line="300" w:lineRule="auto"/>
-        <w:jc w:val="right"/>
+        <w:ind w:left="0" w:right="0" w:firstLine="0"/>
+        <w:jc w:val="center"/>
       </w:pPr>
       <w:r>
         <w:rPr>
@@ -106,7 +113,8 @@
       <w:pPr>
         <w:bidi w:val="1"/>
         <w:spacing w:after="140" w:line="300" w:lineRule="auto"/>
-        <w:jc w:val="right"/>
+        <w:ind w:left="0" w:right="0" w:firstLine="0"/>
+        <w:jc w:val="center"/>
       </w:pPr>
       <w:r>
         <w:rPr>
@@ -120,7 +128,8 @@
       <w:pPr>
         <w:bidi w:val="1"/>
         <w:spacing w:after="140" w:line="300" w:lineRule="auto"/>
-        <w:jc w:val="right"/>
+        <w:ind w:left="0" w:right="0" w:firstLine="0"/>
+        <w:jc w:val="center"/>
       </w:pPr>
       <w:r>
         <w:rPr>
@@ -132,7 +141,8 @@
     </w:p>
     <w:p>
       <w:pPr>
-        <w:jc w:val="right"/>
+        <w:ind w:left="0" w:right="0" w:firstLine="0"/>
+        <w:jc w:val="center"/>
         <w:bidi w:val="1"/>
       </w:pPr>
       <w:r>
@@ -149,7 +159,8 @@
       <w:pPr>
         <w:bidi w:val="1"/>
         <w:spacing w:after="140" w:line="300" w:lineRule="auto"/>
-        <w:jc w:val="right"/>
+        <w:ind w:left="0" w:right="0" w:firstLine="0"/>
+        <w:jc w:val="center"/>
       </w:pPr>
       <w:r>
         <w:rPr>
@@ -163,7 +174,8 @@
       <w:pPr>
         <w:bidi w:val="1"/>
         <w:spacing w:after="140" w:line="300" w:lineRule="auto"/>
-        <w:jc w:val="right"/>
+        <w:ind w:left="0" w:right="0" w:firstLine="0"/>
+        <w:jc w:val="center"/>
       </w:pPr>
       <w:r>
         <w:rPr>
@@ -177,7 +189,8 @@
       <w:pPr>
         <w:bidi w:val="1"/>
         <w:spacing w:after="140" w:line="300" w:lineRule="auto"/>
-        <w:jc w:val="right"/>
+        <w:ind w:left="0" w:right="0" w:firstLine="0"/>
+        <w:jc w:val="center"/>
       </w:pPr>
       <w:r>
         <w:rPr>
@@ -191,7 +204,8 @@
       <w:pPr>
         <w:bidi w:val="1"/>
         <w:spacing w:after="140" w:line="300" w:lineRule="auto"/>
-        <w:jc w:val="right"/>
+        <w:ind w:left="0" w:right="0" w:firstLine="0"/>
+        <w:jc w:val="center"/>
       </w:pPr>
       <w:r>
         <w:rPr>
@@ -205,7 +219,8 @@
       <w:pPr>
         <w:bidi w:val="1"/>
         <w:spacing w:after="140" w:line="300" w:lineRule="auto"/>
-        <w:jc w:val="right"/>
+        <w:ind w:left="0" w:right="0" w:firstLine="0"/>
+        <w:jc w:val="center"/>
       </w:pPr>
       <w:r>
         <w:rPr>
@@ -219,7 +234,8 @@
       <w:pPr>
         <w:bidi w:val="1"/>
         <w:spacing w:after="140" w:line="300" w:lineRule="auto"/>
-        <w:jc w:val="right"/>
+        <w:ind w:left="0" w:right="0" w:firstLine="0"/>
+        <w:jc w:val="center"/>
       </w:pPr>
       <w:r>
         <w:rPr>
@@ -233,7 +249,8 @@
       <w:pPr>
         <w:bidi w:val="1"/>
         <w:spacing w:after="140" w:line="300" w:lineRule="auto"/>
-        <w:jc w:val="right"/>
+        <w:ind w:left="0" w:right="0" w:firstLine="0"/>
+        <w:jc w:val="center"/>
       </w:pPr>
       <w:r>
         <w:rPr>
@@ -245,7 +262,8 @@
     </w:p>
     <w:p>
       <w:pPr>
-        <w:jc w:val="right"/>
+        <w:ind w:left="0" w:right="0" w:firstLine="0"/>
+        <w:jc w:val="center"/>
         <w:bidi w:val="1"/>
       </w:pPr>
       <w:r>
@@ -262,7 +280,8 @@
       <w:pPr>
         <w:bidi w:val="1"/>
         <w:spacing w:after="140" w:line="300" w:lineRule="auto"/>
-        <w:jc w:val="right"/>
+        <w:ind w:left="0" w:right="0" w:firstLine="0"/>
+        <w:jc w:val="center"/>
       </w:pPr>
       <w:r>
         <w:rPr>
@@ -276,7 +295,8 @@
       <w:pPr>
         <w:bidi w:val="1"/>
         <w:spacing w:after="140" w:line="300" w:lineRule="auto"/>
-        <w:jc w:val="right"/>
+        <w:ind w:left="0" w:right="0" w:firstLine="0"/>
+        <w:jc w:val="center"/>
       </w:pPr>
       <w:r>
         <w:rPr>
@@ -290,7 +310,8 @@
       <w:pPr>
         <w:bidi w:val="1"/>
         <w:spacing w:after="140" w:line="300" w:lineRule="auto"/>
-        <w:jc w:val="right"/>
+        <w:ind w:left="0" w:right="0" w:firstLine="0"/>
+        <w:jc w:val="center"/>
       </w:pPr>
       <w:r>
         <w:rPr>
@@ -304,7 +325,8 @@
       <w:pPr>
         <w:bidi w:val="1"/>
         <w:spacing w:after="140" w:line="300" w:lineRule="auto"/>
-        <w:jc w:val="right"/>
+        <w:ind w:left="0" w:right="0" w:firstLine="0"/>
+        <w:jc w:val="center"/>
       </w:pPr>
       <w:r>
         <w:rPr>
@@ -318,7 +340,8 @@
       <w:pPr>
         <w:bidi w:val="1"/>
         <w:spacing w:after="140" w:line="300" w:lineRule="auto"/>
-        <w:jc w:val="right"/>
+        <w:ind w:left="0" w:right="0" w:firstLine="0"/>
+        <w:jc w:val="center"/>
       </w:pPr>
       <w:r>
         <w:rPr>
@@ -332,7 +355,8 @@
       <w:pPr>
         <w:bidi w:val="1"/>
         <w:spacing w:after="140" w:line="300" w:lineRule="auto"/>
-        <w:jc w:val="right"/>
+        <w:ind w:left="0" w:right="0" w:firstLine="0"/>
+        <w:jc w:val="center"/>
       </w:pPr>
       <w:r>
         <w:rPr>
@@ -346,7 +370,8 @@
       <w:pPr>
         <w:bidi w:val="1"/>
         <w:spacing w:after="140" w:line="300" w:lineRule="auto"/>
-        <w:jc w:val="right"/>
+        <w:ind w:left="0" w:right="0" w:firstLine="0"/>
+        <w:jc w:val="center"/>
       </w:pPr>
       <w:r>
         <w:rPr>

--- a/theory-site-static/files/editorial-tightened/editorial-report-he.docx
+++ b/theory-site-static/files/editorial-tightened/editorial-report-he.docx
@@ -99,7 +99,7 @@
         <w:bidi w:val="1"/>
         <w:spacing w:after="140" w:line="300" w:lineRule="auto"/>
         <w:ind w:left="0" w:right="0" w:firstLine="0"/>
-        <w:jc w:val="center"/>
+        <w:jc w:val="left"/>
       </w:pPr>
       <w:r>
         <w:rPr>
@@ -114,7 +114,7 @@
         <w:bidi w:val="1"/>
         <w:spacing w:after="140" w:line="300" w:lineRule="auto"/>
         <w:ind w:left="0" w:right="0" w:firstLine="0"/>
-        <w:jc w:val="center"/>
+        <w:jc w:val="left"/>
       </w:pPr>
       <w:r>
         <w:rPr>
@@ -129,7 +129,7 @@
         <w:bidi w:val="1"/>
         <w:spacing w:after="140" w:line="300" w:lineRule="auto"/>
         <w:ind w:left="0" w:right="0" w:firstLine="0"/>
-        <w:jc w:val="center"/>
+        <w:jc w:val="left"/>
       </w:pPr>
       <w:r>
         <w:rPr>
@@ -142,7 +142,7 @@
     <w:p>
       <w:pPr>
         <w:ind w:left="0" w:right="0" w:firstLine="0"/>
-        <w:jc w:val="center"/>
+        <w:jc w:val="left"/>
         <w:bidi w:val="1"/>
       </w:pPr>
       <w:r>
@@ -160,7 +160,7 @@
         <w:bidi w:val="1"/>
         <w:spacing w:after="140" w:line="300" w:lineRule="auto"/>
         <w:ind w:left="0" w:right="0" w:firstLine="0"/>
-        <w:jc w:val="center"/>
+        <w:jc w:val="left"/>
       </w:pPr>
       <w:r>
         <w:rPr>
@@ -175,7 +175,7 @@
         <w:bidi w:val="1"/>
         <w:spacing w:after="140" w:line="300" w:lineRule="auto"/>
         <w:ind w:left="0" w:right="0" w:firstLine="0"/>
-        <w:jc w:val="center"/>
+        <w:jc w:val="left"/>
       </w:pPr>
       <w:r>
         <w:rPr>
@@ -190,7 +190,7 @@
         <w:bidi w:val="1"/>
         <w:spacing w:after="140" w:line="300" w:lineRule="auto"/>
         <w:ind w:left="0" w:right="0" w:firstLine="0"/>
-        <w:jc w:val="center"/>
+        <w:jc w:val="left"/>
       </w:pPr>
       <w:r>
         <w:rPr>
@@ -205,7 +205,7 @@
         <w:bidi w:val="1"/>
         <w:spacing w:after="140" w:line="300" w:lineRule="auto"/>
         <w:ind w:left="0" w:right="0" w:firstLine="0"/>
-        <w:jc w:val="center"/>
+        <w:jc w:val="left"/>
       </w:pPr>
       <w:r>
         <w:rPr>
@@ -220,7 +220,7 @@
         <w:bidi w:val="1"/>
         <w:spacing w:after="140" w:line="300" w:lineRule="auto"/>
         <w:ind w:left="0" w:right="0" w:firstLine="0"/>
-        <w:jc w:val="center"/>
+        <w:jc w:val="left"/>
       </w:pPr>
       <w:r>
         <w:rPr>
@@ -235,7 +235,7 @@
         <w:bidi w:val="1"/>
         <w:spacing w:after="140" w:line="300" w:lineRule="auto"/>
         <w:ind w:left="0" w:right="0" w:firstLine="0"/>
-        <w:jc w:val="center"/>
+        <w:jc w:val="left"/>
       </w:pPr>
       <w:r>
         <w:rPr>
@@ -250,7 +250,7 @@
         <w:bidi w:val="1"/>
         <w:spacing w:after="140" w:line="300" w:lineRule="auto"/>
         <w:ind w:left="0" w:right="0" w:firstLine="0"/>
-        <w:jc w:val="center"/>
+        <w:jc w:val="left"/>
       </w:pPr>
       <w:r>
         <w:rPr>
@@ -263,7 +263,7 @@
     <w:p>
       <w:pPr>
         <w:ind w:left="0" w:right="0" w:firstLine="0"/>
-        <w:jc w:val="center"/>
+        <w:jc w:val="left"/>
         <w:bidi w:val="1"/>
       </w:pPr>
       <w:r>
@@ -281,7 +281,7 @@
         <w:bidi w:val="1"/>
         <w:spacing w:after="140" w:line="300" w:lineRule="auto"/>
         <w:ind w:left="0" w:right="0" w:firstLine="0"/>
-        <w:jc w:val="center"/>
+        <w:jc w:val="left"/>
       </w:pPr>
       <w:r>
         <w:rPr>
@@ -296,7 +296,7 @@
         <w:bidi w:val="1"/>
         <w:spacing w:after="140" w:line="300" w:lineRule="auto"/>
         <w:ind w:left="0" w:right="0" w:firstLine="0"/>
-        <w:jc w:val="center"/>
+        <w:jc w:val="left"/>
       </w:pPr>
       <w:r>
         <w:rPr>
@@ -311,7 +311,7 @@
         <w:bidi w:val="1"/>
         <w:spacing w:after="140" w:line="300" w:lineRule="auto"/>
         <w:ind w:left="0" w:right="0" w:firstLine="0"/>
-        <w:jc w:val="center"/>
+        <w:jc w:val="left"/>
       </w:pPr>
       <w:r>
         <w:rPr>
@@ -326,7 +326,7 @@
         <w:bidi w:val="1"/>
         <w:spacing w:after="140" w:line="300" w:lineRule="auto"/>
         <w:ind w:left="0" w:right="0" w:firstLine="0"/>
-        <w:jc w:val="center"/>
+        <w:jc w:val="left"/>
       </w:pPr>
       <w:r>
         <w:rPr>
@@ -341,7 +341,7 @@
         <w:bidi w:val="1"/>
         <w:spacing w:after="140" w:line="300" w:lineRule="auto"/>
         <w:ind w:left="0" w:right="0" w:firstLine="0"/>
-        <w:jc w:val="center"/>
+        <w:jc w:val="left"/>
       </w:pPr>
       <w:r>
         <w:rPr>
@@ -356,7 +356,7 @@
         <w:bidi w:val="1"/>
         <w:spacing w:after="140" w:line="300" w:lineRule="auto"/>
         <w:ind w:left="0" w:right="0" w:firstLine="0"/>
-        <w:jc w:val="center"/>
+        <w:jc w:val="left"/>
       </w:pPr>
       <w:r>
         <w:rPr>
@@ -371,7 +371,7 @@
         <w:bidi w:val="1"/>
         <w:spacing w:after="140" w:line="300" w:lineRule="auto"/>
         <w:ind w:left="0" w:right="0" w:firstLine="0"/>
-        <w:jc w:val="center"/>
+        <w:jc w:val="left"/>
       </w:pPr>
       <w:r>
         <w:rPr>

--- a/theory-site-static/files/editorial-tightened/editorial-report-he.docx
+++ b/theory-site-static/files/editorial-tightened/editorial-report-he.docx
@@ -5,14 +5,16 @@
     <w:p>
       <w:pPr>
         <w:ind w:left="0" w:right="0" w:firstLine="0"/>
-        <w:jc w:val="center"/>
+        <w:jc w:val="right"/>
         <w:bidi w:val="1"/>
+        <w:spacing w:after="360" w:line="300" w:lineRule="auto"/>
       </w:pPr>
       <w:r>
         <w:rPr>
+          <w:rFonts w:ascii="Arial" w:hAnsi="Arial" w:cs="Arial"/>
           <w:b/>
           <w:color w:val="17202D"/>
-          <w:sz w:val="52"/>
+          <w:sz w:val="44"/>
           <w:rtl w:val="1"/>
         </w:rPr>
         <w:t>דו״ח עריכה עקרוני</w:t>
@@ -21,14 +23,16 @@
     <w:p>
       <w:pPr>
         <w:ind w:left="0" w:right="0" w:firstLine="0"/>
-        <w:jc w:val="center"/>
+        <w:jc w:val="right"/>
         <w:bidi w:val="1"/>
+        <w:spacing w:after="160" w:line="300" w:lineRule="auto" w:before="320"/>
       </w:pPr>
       <w:r>
         <w:rPr>
+          <w:rFonts w:ascii="Arial" w:hAnsi="Arial" w:cs="Arial"/>
           <w:b/>
           <w:color w:val="A6702D"/>
-          <w:sz w:val="34"/>
+          <w:sz w:val="30"/>
           <w:rtl w:val="1"/>
         </w:rPr>
         <w:t>א. מה נעשה בגרסה המשוכתבת</w:t>
@@ -37,13 +41,15 @@
     <w:p>
       <w:pPr>
         <w:bidi w:val="1"/>
-        <w:spacing w:after="140" w:line="300" w:lineRule="auto"/>
+        <w:spacing w:after="120" w:line="300" w:lineRule="auto"/>
         <w:ind w:left="0" w:right="0" w:firstLine="0"/>
-        <w:jc w:val="center"/>
+        <w:jc w:val="right"/>
       </w:pPr>
       <w:r>
         <w:rPr>
-          <w:sz w:val="23"/>
+          <w:rFonts w:ascii="Arial" w:hAnsi="Arial" w:cs="Arial"/>
+          <w:color w:val="1F2835"/>
+          <w:sz w:val="24"/>
           <w:rtl w:val="1"/>
         </w:rPr>
         <w:t>1. הפכתי קביעות מוחלטות לניסוחים מודליים: במקום “הקיום הוא”, “אלוהים הוא”, או “האדם הוא”, הנוסח משתמש יותר ב“אפשר לחשוב על”, “לפי המודל”, “התיאוריה מציעה”, ו“דרך קריאה”.</w:t>
@@ -52,13 +58,15 @@
     <w:p>
       <w:pPr>
         <w:bidi w:val="1"/>
-        <w:spacing w:after="140" w:line="300" w:lineRule="auto"/>
+        <w:spacing w:after="120" w:line="300" w:lineRule="auto"/>
         <w:ind w:left="0" w:right="0" w:firstLine="0"/>
-        <w:jc w:val="center"/>
+        <w:jc w:val="right"/>
       </w:pPr>
       <w:r>
         <w:rPr>
-          <w:sz w:val="23"/>
+          <w:rFonts w:ascii="Arial" w:hAnsi="Arial" w:cs="Arial"/>
+          <w:color w:val="1F2835"/>
+          <w:sz w:val="24"/>
           <w:rtl w:val="1"/>
         </w:rPr>
         <w:t>2. שמרתי על ליבת התיאוריה: פוטנציאל, אידיאל, אופטימלי, מרחק, סבל, עדות, מקור ובינה ראויה.</w:t>
@@ -67,13 +75,15 @@
     <w:p>
       <w:pPr>
         <w:bidi w:val="1"/>
-        <w:spacing w:after="140" w:line="300" w:lineRule="auto"/>
+        <w:spacing w:after="120" w:line="300" w:lineRule="auto"/>
         <w:ind w:left="0" w:right="0" w:firstLine="0"/>
-        <w:jc w:val="center"/>
+        <w:jc w:val="right"/>
       </w:pPr>
       <w:r>
         <w:rPr>
-          <w:sz w:val="23"/>
+          <w:rFonts w:ascii="Arial" w:hAnsi="Arial" w:cs="Arial"/>
+          <w:color w:val="1F2835"/>
+          <w:sz w:val="24"/>
           <w:rtl w:val="1"/>
         </w:rPr>
         <w:t>3. הוספתי ענווה פילוסופית מפורשת: הטקסט מצהיר שהוא מודל מחשבתי ולא דוקטרינה, ושאפשר לדחות את המטפיזיקה ועדיין לבחון את הערך האתי.</w:t>
@@ -82,13 +92,15 @@
     <w:p>
       <w:pPr>
         <w:bidi w:val="1"/>
-        <w:spacing w:after="140" w:line="300" w:lineRule="auto"/>
+        <w:spacing w:after="120" w:line="300" w:lineRule="auto"/>
         <w:ind w:left="0" w:right="0" w:firstLine="0"/>
-        <w:jc w:val="center"/>
+        <w:jc w:val="right"/>
       </w:pPr>
       <w:r>
         <w:rPr>
-          <w:sz w:val="23"/>
+          <w:rFonts w:ascii="Arial" w:hAnsi="Arial" w:cs="Arial"/>
+          <w:color w:val="1F2835"/>
+          <w:sz w:val="24"/>
           <w:rtl w:val="1"/>
         </w:rPr>
         <w:t>4. חידדתי הגדרות כדי שהקורא לא ירגיש שנזרקים עליו מושגים גדולים בלי עוגן.</w:t>
@@ -97,13 +109,15 @@
     <w:p>
       <w:pPr>
         <w:bidi w:val="1"/>
-        <w:spacing w:after="140" w:line="300" w:lineRule="auto"/>
+        <w:spacing w:after="120" w:line="300" w:lineRule="auto"/>
         <w:ind w:left="0" w:right="0" w:firstLine="0"/>
-        <w:jc w:val="left"/>
+        <w:jc w:val="right"/>
       </w:pPr>
       <w:r>
         <w:rPr>
-          <w:sz w:val="23"/>
+          <w:rFonts w:ascii="Arial" w:hAnsi="Arial" w:cs="Arial"/>
+          <w:color w:val="1F2835"/>
+          <w:sz w:val="24"/>
           <w:rtl w:val="1"/>
         </w:rPr>
         <w:t>5. הוספתי גשרים לוגיים בין דימוי הנהר, השפה על אלוהים, שאלת הסבל, ושאלת הבינה המלאכותית.</w:t>
@@ -112,13 +126,15 @@
     <w:p>
       <w:pPr>
         <w:bidi w:val="1"/>
-        <w:spacing w:after="140" w:line="300" w:lineRule="auto"/>
+        <w:spacing w:after="120" w:line="300" w:lineRule="auto"/>
         <w:ind w:left="0" w:right="0" w:firstLine="0"/>
-        <w:jc w:val="left"/>
+        <w:jc w:val="right"/>
       </w:pPr>
       <w:r>
         <w:rPr>
-          <w:sz w:val="23"/>
+          <w:rFonts w:ascii="Arial" w:hAnsi="Arial" w:cs="Arial"/>
+          <w:color w:val="1F2835"/>
+          <w:sz w:val="24"/>
           <w:rtl w:val="1"/>
         </w:rPr>
         <w:t>6. הפחתתי ניסוחים שנשמעים כמו התגלות או הכרזה סופית, אבל שמרתי את הדימויים והכוח הפואטי.</w:t>
@@ -127,13 +143,15 @@
     <w:p>
       <w:pPr>
         <w:bidi w:val="1"/>
-        <w:spacing w:after="140" w:line="300" w:lineRule="auto"/>
+        <w:spacing w:after="120" w:line="300" w:lineRule="auto"/>
         <w:ind w:left="0" w:right="0" w:firstLine="0"/>
-        <w:jc w:val="left"/>
+        <w:jc w:val="right"/>
       </w:pPr>
       <w:r>
         <w:rPr>
-          <w:sz w:val="23"/>
+          <w:rFonts w:ascii="Arial" w:hAnsi="Arial" w:cs="Arial"/>
+          <w:color w:val="1F2835"/>
+          <w:sz w:val="24"/>
           <w:rtl w:val="1"/>
         </w:rPr>
         <w:t>7. הדגשתי שסבל אינו טוב כשלעצמו, ושאין להשתמש במודל כדי להצדיק כאב, פסיביות או שיפוט חיצוני של אדם.</w:t>
@@ -142,14 +160,16 @@
     <w:p>
       <w:pPr>
         <w:ind w:left="0" w:right="0" w:firstLine="0"/>
-        <w:jc w:val="left"/>
+        <w:jc w:val="right"/>
         <w:bidi w:val="1"/>
+        <w:spacing w:after="160" w:line="300" w:lineRule="auto" w:before="320"/>
       </w:pPr>
       <w:r>
         <w:rPr>
+          <w:rFonts w:ascii="Arial" w:hAnsi="Arial" w:cs="Arial"/>
           <w:b/>
           <w:color w:val="A6702D"/>
-          <w:sz w:val="34"/>
+          <w:sz w:val="30"/>
           <w:rtl w:val="1"/>
         </w:rPr>
         <w:t>ב. מקומות שבהם עדיין יש קפיצה לוגית או טענה חלשה</w:t>
@@ -158,13 +178,15 @@
     <w:p>
       <w:pPr>
         <w:bidi w:val="1"/>
-        <w:spacing w:after="140" w:line="300" w:lineRule="auto"/>
+        <w:spacing w:after="120" w:line="300" w:lineRule="auto"/>
         <w:ind w:left="0" w:right="0" w:firstLine="0"/>
-        <w:jc w:val="left"/>
+        <w:jc w:val="right"/>
       </w:pPr>
       <w:r>
         <w:rPr>
-          <w:sz w:val="23"/>
+          <w:rFonts w:ascii="Arial" w:hAnsi="Arial" w:cs="Arial"/>
+          <w:color w:val="1F2835"/>
+          <w:sz w:val="24"/>
           <w:rtl w:val="1"/>
         </w:rPr>
         <w:t>1. המעבר מפסיכולוגיה של אדם יחיד למבנה קוסמי עדיין דורש הצדקה נוספת. כרגע הוא מוצג כהרחבה פרשנית, אבל לא כהוכחה.</w:t>
@@ -173,13 +195,15 @@
     <w:p>
       <w:pPr>
         <w:bidi w:val="1"/>
-        <w:spacing w:after="140" w:line="300" w:lineRule="auto"/>
+        <w:spacing w:after="120" w:line="300" w:lineRule="auto"/>
         <w:ind w:left="0" w:right="0" w:firstLine="0"/>
-        <w:jc w:val="left"/>
+        <w:jc w:val="right"/>
       </w:pPr>
       <w:r>
         <w:rPr>
-          <w:sz w:val="23"/>
+          <w:rFonts w:ascii="Arial" w:hAnsi="Arial" w:cs="Arial"/>
+          <w:color w:val="1F2835"/>
+          <w:sz w:val="24"/>
           <w:rtl w:val="1"/>
         </w:rPr>
         <w:t>2. מושג “השלם” עדיין צריך הגדרה מדויקת יותר אם הטקסט מיועד לבמה פילוסופית קשוחה.</w:t>
@@ -188,13 +212,15 @@
     <w:p>
       <w:pPr>
         <w:bidi w:val="1"/>
-        <w:spacing w:after="140" w:line="300" w:lineRule="auto"/>
+        <w:spacing w:after="120" w:line="300" w:lineRule="auto"/>
         <w:ind w:left="0" w:right="0" w:firstLine="0"/>
-        <w:jc w:val="left"/>
+        <w:jc w:val="right"/>
       </w:pPr>
       <w:r>
         <w:rPr>
-          <w:sz w:val="23"/>
+          <w:rFonts w:ascii="Arial" w:hAnsi="Arial" w:cs="Arial"/>
+          <w:color w:val="1F2835"/>
+          <w:sz w:val="24"/>
           <w:rtl w:val="1"/>
         </w:rPr>
         <w:t>3. הטענה ש“השלם זקוק לניסיון של מגבלה” חזקה מאוד. בגרסה המהודקת היא הוחלשה למודל, אך עדיין צריך להסביר למה זה לא רק דימוי יפה.</w:t>
@@ -203,13 +229,15 @@
     <w:p>
       <w:pPr>
         <w:bidi w:val="1"/>
-        <w:spacing w:after="140" w:line="300" w:lineRule="auto"/>
+        <w:spacing w:after="120" w:line="300" w:lineRule="auto"/>
         <w:ind w:left="0" w:right="0" w:firstLine="0"/>
-        <w:jc w:val="left"/>
+        <w:jc w:val="right"/>
       </w:pPr>
       <w:r>
         <w:rPr>
-          <w:sz w:val="23"/>
+          <w:rFonts w:ascii="Arial" w:hAnsi="Arial" w:cs="Arial"/>
+          <w:color w:val="1F2835"/>
+          <w:sz w:val="24"/>
           <w:rtl w:val="1"/>
         </w:rPr>
         <w:t>4. מדידת “מרחק” היא בעיה פתוחה. צריך להבהיר האם זו קטגוריה מוסרית, פסיכולוגית, אקזיסטנציאלית או מטפיזית.</w:t>
@@ -218,13 +246,15 @@
     <w:p>
       <w:pPr>
         <w:bidi w:val="1"/>
-        <w:spacing w:after="140" w:line="300" w:lineRule="auto"/>
+        <w:spacing w:after="120" w:line="300" w:lineRule="auto"/>
         <w:ind w:left="0" w:right="0" w:firstLine="0"/>
-        <w:jc w:val="left"/>
+        <w:jc w:val="right"/>
       </w:pPr>
       <w:r>
         <w:rPr>
-          <w:sz w:val="23"/>
+          <w:rFonts w:ascii="Arial" w:hAnsi="Arial" w:cs="Arial"/>
+          <w:color w:val="1F2835"/>
+          <w:sz w:val="24"/>
           <w:rtl w:val="1"/>
         </w:rPr>
         <w:t>5. הקשר בין בינה מלאכותית לבין המטפיזיקה הכללית מעניין, אבל צריך עוד חוליה: למה מודל על קיום וסבל מוביל דווקא למודל של “עדות” בבינה?</w:t>
@@ -233,13 +263,15 @@
     <w:p>
       <w:pPr>
         <w:bidi w:val="1"/>
-        <w:spacing w:after="140" w:line="300" w:lineRule="auto"/>
+        <w:spacing w:after="120" w:line="300" w:lineRule="auto"/>
         <w:ind w:left="0" w:right="0" w:firstLine="0"/>
-        <w:jc w:val="left"/>
+        <w:jc w:val="right"/>
       </w:pPr>
       <w:r>
         <w:rPr>
-          <w:sz w:val="23"/>
+          <w:rFonts w:ascii="Arial" w:hAnsi="Arial" w:cs="Arial"/>
+          <w:color w:val="1F2835"/>
+          <w:sz w:val="24"/>
           <w:rtl w:val="1"/>
         </w:rPr>
         <w:t>6. יש סכנה שהקוראים יחשבו שהתיאוריה רומנטיזציה של סבל. צריך להמשיך להדגיש שסבל הוא לא ערך, אלא תנאי שלעיתים דרכו מתברר ערך.</w:t>
@@ -248,13 +280,15 @@
     <w:p>
       <w:pPr>
         <w:bidi w:val="1"/>
-        <w:spacing w:after="140" w:line="300" w:lineRule="auto"/>
+        <w:spacing w:after="120" w:line="300" w:lineRule="auto"/>
         <w:ind w:left="0" w:right="0" w:firstLine="0"/>
-        <w:jc w:val="left"/>
+        <w:jc w:val="right"/>
       </w:pPr>
       <w:r>
         <w:rPr>
-          <w:sz w:val="23"/>
+          <w:rFonts w:ascii="Arial" w:hAnsi="Arial" w:cs="Arial"/>
+          <w:color w:val="1F2835"/>
+          <w:sz w:val="24"/>
           <w:rtl w:val="1"/>
         </w:rPr>
         <w:t>7. השפה על “אלוהים” תעורר התנגדות. מומלץ להציג אותה מראש כמושג טכני או מטפורי, לא כהוכחה דתית.</w:t>
@@ -263,14 +297,16 @@
     <w:p>
       <w:pPr>
         <w:ind w:left="0" w:right="0" w:firstLine="0"/>
-        <w:jc w:val="left"/>
+        <w:jc w:val="right"/>
         <w:bidi w:val="1"/>
+        <w:spacing w:after="160" w:line="300" w:lineRule="auto" w:before="320"/>
       </w:pPr>
       <w:r>
         <w:rPr>
+          <w:rFonts w:ascii="Arial" w:hAnsi="Arial" w:cs="Arial"/>
           <w:b/>
           <w:color w:val="A6702D"/>
-          <w:sz w:val="34"/>
+          <w:sz w:val="30"/>
           <w:rtl w:val="1"/>
         </w:rPr>
         <w:t>ג. הצעות לחיזוק נוסף לפני פרסום רציני</w:t>
@@ -279,13 +315,15 @@
     <w:p>
       <w:pPr>
         <w:bidi w:val="1"/>
-        <w:spacing w:after="140" w:line="300" w:lineRule="auto"/>
+        <w:spacing w:after="120" w:line="300" w:lineRule="auto"/>
         <w:ind w:left="0" w:right="0" w:firstLine="0"/>
-        <w:jc w:val="left"/>
+        <w:jc w:val="right"/>
       </w:pPr>
       <w:r>
         <w:rPr>
-          <w:sz w:val="23"/>
+          <w:rFonts w:ascii="Arial" w:hAnsi="Arial" w:cs="Arial"/>
+          <w:color w:val="1F2835"/>
+          <w:sz w:val="24"/>
           <w:rtl w:val="1"/>
         </w:rPr>
         <w:t>1. לפתוח את המאמר עם פסקת “מה אני לא טוען” כדי להוריד התנגדות מוקדמת.</w:t>
@@ -294,13 +332,15 @@
     <w:p>
       <w:pPr>
         <w:bidi w:val="1"/>
-        <w:spacing w:after="140" w:line="300" w:lineRule="auto"/>
+        <w:spacing w:after="120" w:line="300" w:lineRule="auto"/>
         <w:ind w:left="0" w:right="0" w:firstLine="0"/>
-        <w:jc w:val="left"/>
+        <w:jc w:val="right"/>
       </w:pPr>
       <w:r>
         <w:rPr>
-          <w:sz w:val="23"/>
+          <w:rFonts w:ascii="Arial" w:hAnsi="Arial" w:cs="Arial"/>
+          <w:color w:val="1F2835"/>
+          <w:sz w:val="24"/>
           <w:rtl w:val="1"/>
         </w:rPr>
         <w:t>2. להוסיף סעיף קצר בשם “קריאה חילונית אפשרית”: איך אפשר להבין את כל המודל בלי אלוהים.</w:t>
@@ -309,13 +349,15 @@
     <w:p>
       <w:pPr>
         <w:bidi w:val="1"/>
-        <w:spacing w:after="140" w:line="300" w:lineRule="auto"/>
+        <w:spacing w:after="120" w:line="300" w:lineRule="auto"/>
         <w:ind w:left="0" w:right="0" w:firstLine="0"/>
-        <w:jc w:val="left"/>
+        <w:jc w:val="right"/>
       </w:pPr>
       <w:r>
         <w:rPr>
-          <w:sz w:val="23"/>
+          <w:rFonts w:ascii="Arial" w:hAnsi="Arial" w:cs="Arial"/>
+          <w:color w:val="1F2835"/>
+          <w:sz w:val="24"/>
           <w:rtl w:val="1"/>
         </w:rPr>
         <w:t>3. להוסיף סעיף קצר בשם “קריאה דתית אפשרית”: איך אפשר להבין את המודל בלי להפוך אותו לדוגמה דתית.</w:t>
@@ -324,13 +366,15 @@
     <w:p>
       <w:pPr>
         <w:bidi w:val="1"/>
-        <w:spacing w:after="140" w:line="300" w:lineRule="auto"/>
+        <w:spacing w:after="120" w:line="300" w:lineRule="auto"/>
         <w:ind w:left="0" w:right="0" w:firstLine="0"/>
-        <w:jc w:val="left"/>
+        <w:jc w:val="right"/>
       </w:pPr>
       <w:r>
         <w:rPr>
-          <w:sz w:val="23"/>
+          <w:rFonts w:ascii="Arial" w:hAnsi="Arial" w:cs="Arial"/>
+          <w:color w:val="1F2835"/>
+          <w:sz w:val="24"/>
           <w:rtl w:val="1"/>
         </w:rPr>
         <w:t>4. להוסיף דוגמה קונקרטית אחת לכל מושג: פוטנציאל, אידיאל, אופטימלי, מרחק ועדות.</w:t>
@@ -339,13 +383,15 @@
     <w:p>
       <w:pPr>
         <w:bidi w:val="1"/>
-        <w:spacing w:after="140" w:line="300" w:lineRule="auto"/>
+        <w:spacing w:after="120" w:line="300" w:lineRule="auto"/>
         <w:ind w:left="0" w:right="0" w:firstLine="0"/>
-        <w:jc w:val="left"/>
+        <w:jc w:val="right"/>
       </w:pPr>
       <w:r>
         <w:rPr>
-          <w:sz w:val="23"/>
+          <w:rFonts w:ascii="Arial" w:hAnsi="Arial" w:cs="Arial"/>
+          <w:color w:val="1F2835"/>
+          <w:sz w:val="24"/>
           <w:rtl w:val="1"/>
         </w:rPr>
         <w:t>5. להפריד בין “המאמר הפילוסופי” לבין “המניפסט הפואטי”. אפשר שהאתר יכיל את שניהם, אבל הקורא הרציני צריך לדעת מה הטענה ומה הדימוי.</w:t>
@@ -354,13 +400,15 @@
     <w:p>
       <w:pPr>
         <w:bidi w:val="1"/>
-        <w:spacing w:after="140" w:line="300" w:lineRule="auto"/>
+        <w:spacing w:after="120" w:line="300" w:lineRule="auto"/>
         <w:ind w:left="0" w:right="0" w:firstLine="0"/>
-        <w:jc w:val="left"/>
+        <w:jc w:val="right"/>
       </w:pPr>
       <w:r>
         <w:rPr>
-          <w:sz w:val="23"/>
+          <w:rFonts w:ascii="Arial" w:hAnsi="Arial" w:cs="Arial"/>
+          <w:color w:val="1F2835"/>
+          <w:sz w:val="24"/>
           <w:rtl w:val="1"/>
         </w:rPr>
         <w:t>6. להוסיף פרק התנגדויות: “למה זה לא פשוט תאודיציה?”, “למה זה לא הצדקת סבל?”, “למה זה לא מיסטיקה?”, “למה AI קשור לזה?”</w:t>
@@ -369,21 +417,133 @@
     <w:p>
       <w:pPr>
         <w:bidi w:val="1"/>
-        <w:spacing w:after="140" w:line="300" w:lineRule="auto"/>
+        <w:spacing w:after="120" w:line="300" w:lineRule="auto"/>
         <w:ind w:left="0" w:right="0" w:firstLine="0"/>
-        <w:jc w:val="left"/>
+        <w:jc w:val="right"/>
       </w:pPr>
       <w:r>
         <w:rPr>
-          <w:sz w:val="23"/>
+          <w:rFonts w:ascii="Arial" w:hAnsi="Arial" w:cs="Arial"/>
+          <w:color w:val="1F2835"/>
+          <w:sz w:val="24"/>
           <w:rtl w:val="1"/>
         </w:rPr>
         <w:t>7. להוסיף תקציר קצר מאוד לפרסום בפורומים: 250–400 מילים, בלי אתר, בלי תמונות, עם הזמנה מפורשת לביקורת.</w:t>
       </w:r>
     </w:p>
+    <w:p>
+      <w:pPr>
+        <w:jc w:val="right"/>
+        <w:bidi w:val="1"/>
+        <w:ind w:right="0" w:left="0"/>
+        <w:spacing w:after="200" w:line="300" w:lineRule="auto"/>
+      </w:pPr>
+    </w:p>
+    <w:p>
+      <w:pPr>
+        <w:jc w:val="right"/>
+        <w:bidi w:val="1"/>
+        <w:ind w:right="0" w:left="0"/>
+        <w:spacing w:after="200" w:line="300" w:lineRule="auto"/>
+      </w:pPr>
+    </w:p>
+    <w:p>
+      <w:pPr>
+        <w:jc w:val="right"/>
+        <w:bidi w:val="1"/>
+        <w:ind w:right="0" w:left="0"/>
+        <w:spacing w:after="200" w:line="300" w:lineRule="auto"/>
+      </w:pPr>
+    </w:p>
+    <w:p>
+      <w:pPr>
+        <w:jc w:val="right"/>
+        <w:bidi w:val="1"/>
+        <w:ind w:right="0" w:left="0"/>
+        <w:spacing w:after="200" w:line="300" w:lineRule="auto" w:before="360"/>
+      </w:pPr>
+      <w:r>
+        <w:rPr>
+          <w:rFonts w:ascii="Arial" w:hAnsi="Arial" w:cs="Arial"/>
+          <w:b/>
+          <w:color w:val="A6702D"/>
+          <w:sz w:val="30"/>
+          <w:rtl w:val="1"/>
+        </w:rPr>
+        <w:t>ד. הבהרה על שימוש במינוחים</w:t>
+      </w:r>
+    </w:p>
+    <w:p>
+      <w:pPr>
+        <w:jc w:val="right"/>
+        <w:bidi w:val="1"/>
+        <w:ind w:right="0" w:left="0"/>
+        <w:spacing w:after="200" w:line="300" w:lineRule="auto"/>
+      </w:pPr>
+      <w:r>
+        <w:rPr>
+          <w:rFonts w:ascii="Arial" w:hAnsi="Arial" w:cs="Arial"/>
+          <w:color w:val="1F2835"/>
+          <w:sz w:val="24"/>
+          <w:rtl w:val="1"/>
+        </w:rPr>
+        <w:t>אני מבקש באופן המפורש ביותר שלא להתייחס למינוחים שבהם אני משתמש בתיאוריה כאילו הם נכונים, מדויקים, סופיים או מחייבים כשלעצמם. אלה שמות עבודה, תיאורים, דימויים וכלים לשוניים שנולדו מתוך ניסיון אישי לנסח דבר שעדיין נמצא בבחינה.</w:t>
+      </w:r>
+    </w:p>
+    <w:p>
+      <w:pPr>
+        <w:jc w:val="right"/>
+        <w:bidi w:val="1"/>
+        <w:ind w:right="0" w:left="0"/>
+        <w:spacing w:after="200" w:line="300" w:lineRule="auto"/>
+      </w:pPr>
+      <w:r>
+        <w:rPr>
+          <w:rFonts w:ascii="Arial" w:hAnsi="Arial" w:cs="Arial"/>
+          <w:color w:val="1F2835"/>
+          <w:sz w:val="24"/>
+          <w:rtl w:val="1"/>
+        </w:rPr>
+        <w:t>כל עוד אני בחיים, איני מסכים שאדם אחר יעשה שימוש במונחים או בתיאורים האלה כבסיס לציטוט, הרחבה, שיטה, המשך רעיוני או פרשנות מחייבת בלי אישור מפורש וחתום ממני. מי שרוצה להתייחס לרעיון, לבקר אותו, להרחיב עליו או להשתמש בו כנקודת מוצא, מתבקש שלא לאמץ את המינוח שלי אוטומטית, אלא לנסח את הדברים בעצמו ומתוך אחריות מלאה.</w:t>
+      </w:r>
+    </w:p>
+    <w:p>
+      <w:pPr>
+        <w:jc w:val="right"/>
+        <w:bidi w:val="1"/>
+        <w:ind w:right="0" w:left="0"/>
+        <w:spacing w:after="200" w:line="300" w:lineRule="auto"/>
+      </w:pPr>
+      <w:r>
+        <w:rPr>
+          <w:rFonts w:ascii="Arial" w:hAnsi="Arial" w:cs="Arial"/>
+          <w:color w:val="1F2835"/>
+          <w:sz w:val="24"/>
+          <w:rtl w:val="1"/>
+        </w:rPr>
+        <w:t>לאחר מותי, בקשתי נשארת פשוטה יותר אך לא פחות חזקה: חשבו היטב, היטב, היטב לפני שאתם ממשיכים את מה שניסיתי לעשות כאן. אם בכל זאת תבחרו לעשות זאת, שאלו את עצמכם האם המינוח שבו אתם משתמשים הוא באמת המדויק ביותר האפשרי. וגם אם נדמה לכם שכן, שאלו שוב איפה היצירתיות שלכם. אם יש לכם דרך טובה, כנה ומדויקת יותר לומר זאת, השתמשו בה. אל תמשיכו את השפה שלי מתוך נוחות, הערצה או עצלות.</w:t>
+      </w:r>
+    </w:p>
+    <w:p>
+      <w:pPr>
+        <w:jc w:val="right"/>
+        <w:bidi w:val="1"/>
+        <w:ind w:right="0" w:left="0"/>
+        <w:spacing w:after="200" w:line="300" w:lineRule="auto"/>
+      </w:pPr>
+      <w:r>
+        <w:rPr>
+          <w:rFonts w:ascii="Arial" w:hAnsi="Arial" w:cs="Arial"/>
+          <w:color w:val="1F2835"/>
+          <w:sz w:val="24"/>
+          <w:rtl w:val="1"/>
+        </w:rPr>
+        <w:t>ואם אתם מספיק טיפשים כדי בכלל להיקשר למה שניסיתי לומר כאן, וחס וחלילה למצוא בזה היגיון, או אפילו קצה קטן של אמת, לפחות תהיו מספיק חופשיים כדי לומר זאת בדרך שלכם.</w:t>
+      </w:r>
+    </w:p>
     <w:sectPr>
       <w:pgSz w:w="12240" w:h="15840"/>
-      <w:pgMar w:top="1080" w:right="1152" w:bottom="1080" w:left="1152" w:header="720" w:footer="720" w:gutter="0"/>
+      <w:pgMar w:top="1120" w:right="1160" w:bottom="1120" w:left="1160" w:header="720" w:footer="720" w:gutter="0"/>
       <w:cols w:space="720"/>
       <w:docGrid w:linePitch="360"/>
     </w:sectPr>

--- a/theory-site-static/files/editorial-tightened/editorial-report-he.docx
+++ b/theory-site-static/files/editorial-tightened/editorial-report-he.docx
@@ -541,6 +541,55 @@
         <w:t>ואם אתם מספיק טיפשים כדי בכלל להיקשר למה שניסיתי לומר כאן, וחס וחלילה למצוא בזה היגיון, או אפילו קצה קטן של אמת, לפחות תהיו מספיק חופשיים כדי לומר זאת בדרך שלכם.</w:t>
       </w:r>
     </w:p>
+    <w:p>
+      <w:pPr>
+        <w:jc w:val="right"/>
+        <w:bidi w:val="1"/>
+      </w:pPr>
+    </w:p>
+    <w:p>
+      <w:pPr>
+        <w:jc w:val="right"/>
+        <w:bidi w:val="1"/>
+      </w:pPr>
+    </w:p>
+    <w:p>
+      <w:pPr>
+        <w:jc w:val="right"/>
+        <w:bidi w:val="1"/>
+      </w:pPr>
+    </w:p>
+    <w:p>
+      <w:pPr>
+        <w:spacing w:before="360" w:after="160"/>
+        <w:jc w:val="right"/>
+        <w:bidi w:val="1"/>
+      </w:pPr>
+      <w:r>
+        <w:rPr>
+          <w:rFonts w:ascii="Arial" w:hAnsi="Arial" w:cs="Arial" w:eastAsia="Arial"/>
+          <w:b/>
+          <w:sz w:val="30"/>
+          <w:rtl w:val="1"/>
+        </w:rPr>
+        <w:t>ה. הערת סיום אישית</w:t>
+      </w:r>
+    </w:p>
+    <w:p>
+      <w:pPr>
+        <w:spacing w:line="324" w:lineRule="auto" w:after="200"/>
+        <w:jc w:val="right"/>
+        <w:bidi w:val="1"/>
+      </w:pPr>
+      <w:r>
+        <w:rPr>
+          <w:rFonts w:ascii="Arial" w:hAnsi="Arial" w:cs="Arial" w:eastAsia="Arial"/>
+          <w:sz w:val="22"/>
+          <w:rtl w:val="1"/>
+        </w:rPr>
+        <w:t>אני מרגיש שגם אם יעלו לי רעיונות חדשים או חידודים נוספים לתיאוריה, כנראה כבר לא אוסיף אותם. הבנתי שאני צריך להוציא את הכלבה שלי לטיול.</w:t>
+      </w:r>
+    </w:p>
     <w:sectPr>
       <w:pgSz w:w="12240" w:h="15840"/>
       <w:pgMar w:top="1120" w:right="1160" w:bottom="1120" w:left="1160" w:header="720" w:footer="720" w:gutter="0"/>

--- a/theory-site-static/files/editorial-tightened/editorial-report-he.docx
+++ b/theory-site-static/files/editorial-tightened/editorial-report-he.docx
@@ -5,25 +5,33 @@
     <w:p>
       <w:pPr>
         <w:ind w:left="0" w:right="0" w:firstLine="0"/>
-        <w:jc w:val="right"/>
+        <w:jc w:val="center"/>
+        <w:keepNext/>
+        <w:widowControl/>
         <w:bidi w:val="1"/>
-        <w:spacing w:after="360" w:line="300" w:lineRule="auto"/>
+        <w:spacing w:after="800" w:line="300" w:lineRule="auto" w:before="4400"/>
       </w:pPr>
       <w:r>
         <w:rPr>
-          <w:rFonts w:ascii="Arial" w:hAnsi="Arial" w:cs="Arial"/>
+          <w:rFonts w:ascii="Arial" w:hAnsi="Arial" w:cs="Arial" w:eastAsia="Arial"/>
           <w:b/>
           <w:color w:val="17202D"/>
-          <w:sz w:val="44"/>
+          <w:sz w:val="76"/>
           <w:rtl w:val="1"/>
+          <w:szCs w:val="76"/>
         </w:rPr>
         <w:t>דו״ח עריכה עקרוני</w:t>
+      </w:r>
+      <w:r>
+        <w:br w:type="page"/>
       </w:r>
     </w:p>
     <w:p>
       <w:pPr>
         <w:ind w:left="0" w:right="0" w:firstLine="0"/>
-        <w:jc w:val="right"/>
+        <w:jc w:val="left"/>
+        <w:keepNext/>
+        <w:widowControl/>
         <w:bidi w:val="1"/>
         <w:spacing w:after="160" w:line="300" w:lineRule="auto" w:before="320"/>
       </w:pPr>
@@ -40,10 +48,12 @@
     </w:p>
     <w:p>
       <w:pPr>
+        <w:keepNext/>
+        <w:widowControl/>
         <w:bidi w:val="1"/>
         <w:spacing w:after="120" w:line="300" w:lineRule="auto"/>
         <w:ind w:left="0" w:right="0" w:firstLine="0"/>
-        <w:jc w:val="right"/>
+        <w:jc w:val="left"/>
       </w:pPr>
       <w:r>
         <w:rPr>
@@ -57,10 +67,11 @@
     </w:p>
     <w:p>
       <w:pPr>
+        <w:widowControl/>
         <w:bidi w:val="1"/>
         <w:spacing w:after="120" w:line="300" w:lineRule="auto"/>
         <w:ind w:left="0" w:right="0" w:firstLine="0"/>
-        <w:jc w:val="right"/>
+        <w:jc w:val="left"/>
       </w:pPr>
       <w:r>
         <w:rPr>
@@ -74,10 +85,11 @@
     </w:p>
     <w:p>
       <w:pPr>
+        <w:widowControl/>
         <w:bidi w:val="1"/>
         <w:spacing w:after="120" w:line="300" w:lineRule="auto"/>
         <w:ind w:left="0" w:right="0" w:firstLine="0"/>
-        <w:jc w:val="right"/>
+        <w:jc w:val="left"/>
       </w:pPr>
       <w:r>
         <w:rPr>
@@ -91,10 +103,11 @@
     </w:p>
     <w:p>
       <w:pPr>
+        <w:widowControl/>
         <w:bidi w:val="1"/>
         <w:spacing w:after="120" w:line="300" w:lineRule="auto"/>
         <w:ind w:left="0" w:right="0" w:firstLine="0"/>
-        <w:jc w:val="right"/>
+        <w:jc w:val="left"/>
       </w:pPr>
       <w:r>
         <w:rPr>
@@ -108,10 +121,11 @@
     </w:p>
     <w:p>
       <w:pPr>
+        <w:widowControl/>
         <w:bidi w:val="1"/>
         <w:spacing w:after="120" w:line="300" w:lineRule="auto"/>
         <w:ind w:left="0" w:right="0" w:firstLine="0"/>
-        <w:jc w:val="right"/>
+        <w:jc w:val="left"/>
       </w:pPr>
       <w:r>
         <w:rPr>
@@ -125,10 +139,11 @@
     </w:p>
     <w:p>
       <w:pPr>
+        <w:widowControl/>
         <w:bidi w:val="1"/>
         <w:spacing w:after="120" w:line="300" w:lineRule="auto"/>
         <w:ind w:left="0" w:right="0" w:firstLine="0"/>
-        <w:jc w:val="right"/>
+        <w:jc w:val="left"/>
       </w:pPr>
       <w:r>
         <w:rPr>
@@ -142,10 +157,11 @@
     </w:p>
     <w:p>
       <w:pPr>
+        <w:widowControl/>
         <w:bidi w:val="1"/>
         <w:spacing w:after="120" w:line="300" w:lineRule="auto"/>
         <w:ind w:left="0" w:right="0" w:firstLine="0"/>
-        <w:jc w:val="right"/>
+        <w:jc w:val="left"/>
       </w:pPr>
       <w:r>
         <w:rPr>
@@ -160,7 +176,8 @@
     <w:p>
       <w:pPr>
         <w:ind w:left="0" w:right="0" w:firstLine="0"/>
-        <w:jc w:val="right"/>
+        <w:jc w:val="left"/>
+        <w:widowControl/>
         <w:bidi w:val="1"/>
         <w:spacing w:after="160" w:line="300" w:lineRule="auto" w:before="320"/>
       </w:pPr>
@@ -177,10 +194,11 @@
     </w:p>
     <w:p>
       <w:pPr>
+        <w:widowControl/>
         <w:bidi w:val="1"/>
         <w:spacing w:after="120" w:line="300" w:lineRule="auto"/>
         <w:ind w:left="0" w:right="0" w:firstLine="0"/>
-        <w:jc w:val="right"/>
+        <w:jc w:val="left"/>
       </w:pPr>
       <w:r>
         <w:rPr>
@@ -194,10 +212,11 @@
     </w:p>
     <w:p>
       <w:pPr>
+        <w:widowControl/>
         <w:bidi w:val="1"/>
         <w:spacing w:after="120" w:line="300" w:lineRule="auto"/>
         <w:ind w:left="0" w:right="0" w:firstLine="0"/>
-        <w:jc w:val="right"/>
+        <w:jc w:val="left"/>
       </w:pPr>
       <w:r>
         <w:rPr>
@@ -211,10 +230,11 @@
     </w:p>
     <w:p>
       <w:pPr>
+        <w:widowControl/>
         <w:bidi w:val="1"/>
         <w:spacing w:after="120" w:line="300" w:lineRule="auto"/>
         <w:ind w:left="0" w:right="0" w:firstLine="0"/>
-        <w:jc w:val="right"/>
+        <w:jc w:val="left"/>
       </w:pPr>
       <w:r>
         <w:rPr>
@@ -228,10 +248,11 @@
     </w:p>
     <w:p>
       <w:pPr>
+        <w:widowControl/>
         <w:bidi w:val="1"/>
         <w:spacing w:after="120" w:line="300" w:lineRule="auto"/>
         <w:ind w:left="0" w:right="0" w:firstLine="0"/>
-        <w:jc w:val="right"/>
+        <w:jc w:val="left"/>
       </w:pPr>
       <w:r>
         <w:rPr>
@@ -245,10 +266,11 @@
     </w:p>
     <w:p>
       <w:pPr>
+        <w:widowControl/>
         <w:bidi w:val="1"/>
         <w:spacing w:after="120" w:line="300" w:lineRule="auto"/>
         <w:ind w:left="0" w:right="0" w:firstLine="0"/>
-        <w:jc w:val="right"/>
+        <w:jc w:val="left"/>
       </w:pPr>
       <w:r>
         <w:rPr>
@@ -262,10 +284,11 @@
     </w:p>
     <w:p>
       <w:pPr>
+        <w:widowControl/>
         <w:bidi w:val="1"/>
         <w:spacing w:after="120" w:line="300" w:lineRule="auto"/>
         <w:ind w:left="0" w:right="0" w:firstLine="0"/>
-        <w:jc w:val="right"/>
+        <w:jc w:val="left"/>
       </w:pPr>
       <w:r>
         <w:rPr>
@@ -279,10 +302,11 @@
     </w:p>
     <w:p>
       <w:pPr>
+        <w:widowControl/>
         <w:bidi w:val="1"/>
         <w:spacing w:after="120" w:line="300" w:lineRule="auto"/>
         <w:ind w:left="0" w:right="0" w:firstLine="0"/>
-        <w:jc w:val="right"/>
+        <w:jc w:val="left"/>
       </w:pPr>
       <w:r>
         <w:rPr>
@@ -297,7 +321,9 @@
     <w:p>
       <w:pPr>
         <w:ind w:left="0" w:right="0" w:firstLine="0"/>
-        <w:jc w:val="right"/>
+        <w:jc w:val="left"/>
+        <w:keepNext/>
+        <w:widowControl/>
         <w:bidi w:val="1"/>
         <w:spacing w:after="160" w:line="300" w:lineRule="auto" w:before="320"/>
       </w:pPr>
@@ -314,10 +340,12 @@
     </w:p>
     <w:p>
       <w:pPr>
+        <w:keepNext/>
+        <w:widowControl/>
         <w:bidi w:val="1"/>
         <w:spacing w:after="120" w:line="300" w:lineRule="auto"/>
         <w:ind w:left="0" w:right="0" w:firstLine="0"/>
-        <w:jc w:val="right"/>
+        <w:jc w:val="left"/>
       </w:pPr>
       <w:r>
         <w:rPr>
@@ -331,10 +359,12 @@
     </w:p>
     <w:p>
       <w:pPr>
+        <w:keepNext/>
+        <w:widowControl/>
         <w:bidi w:val="1"/>
         <w:spacing w:after="120" w:line="300" w:lineRule="auto"/>
         <w:ind w:left="0" w:right="0" w:firstLine="0"/>
-        <w:jc w:val="right"/>
+        <w:jc w:val="left"/>
       </w:pPr>
       <w:r>
         <w:rPr>
@@ -348,10 +378,11 @@
     </w:p>
     <w:p>
       <w:pPr>
+        <w:widowControl/>
         <w:bidi w:val="1"/>
         <w:spacing w:after="120" w:line="300" w:lineRule="auto"/>
         <w:ind w:left="0" w:right="0" w:firstLine="0"/>
-        <w:jc w:val="right"/>
+        <w:jc w:val="left"/>
       </w:pPr>
       <w:r>
         <w:rPr>
@@ -365,10 +396,11 @@
     </w:p>
     <w:p>
       <w:pPr>
+        <w:widowControl/>
         <w:bidi w:val="1"/>
         <w:spacing w:after="120" w:line="300" w:lineRule="auto"/>
         <w:ind w:left="0" w:right="0" w:firstLine="0"/>
-        <w:jc w:val="right"/>
+        <w:jc w:val="left"/>
       </w:pPr>
       <w:r>
         <w:rPr>
@@ -382,10 +414,11 @@
     </w:p>
     <w:p>
       <w:pPr>
+        <w:widowControl/>
         <w:bidi w:val="1"/>
         <w:spacing w:after="120" w:line="300" w:lineRule="auto"/>
         <w:ind w:left="0" w:right="0" w:firstLine="0"/>
-        <w:jc w:val="right"/>
+        <w:jc w:val="left"/>
       </w:pPr>
       <w:r>
         <w:rPr>
@@ -399,10 +432,11 @@
     </w:p>
     <w:p>
       <w:pPr>
+        <w:widowControl/>
         <w:bidi w:val="1"/>
         <w:spacing w:after="120" w:line="300" w:lineRule="auto"/>
         <w:ind w:left="0" w:right="0" w:firstLine="0"/>
-        <w:jc w:val="right"/>
+        <w:jc w:val="left"/>
       </w:pPr>
       <w:r>
         <w:rPr>
@@ -416,10 +450,11 @@
     </w:p>
     <w:p>
       <w:pPr>
+        <w:widowControl/>
         <w:bidi w:val="1"/>
         <w:spacing w:after="120" w:line="300" w:lineRule="auto"/>
         <w:ind w:left="0" w:right="0" w:firstLine="0"/>
-        <w:jc w:val="right"/>
+        <w:jc w:val="left"/>
       </w:pPr>
       <w:r>
         <w:rPr>
@@ -434,6 +469,7 @@
     <w:p>
       <w:pPr>
         <w:jc w:val="right"/>
+        <w:widowControl/>
         <w:bidi w:val="1"/>
         <w:ind w:right="0" w:left="0"/>
         <w:spacing w:after="200" w:line="300" w:lineRule="auto"/>
@@ -442,6 +478,7 @@
     <w:p>
       <w:pPr>
         <w:jc w:val="right"/>
+        <w:widowControl/>
         <w:bidi w:val="1"/>
         <w:ind w:right="0" w:left="0"/>
         <w:spacing w:after="200" w:line="300" w:lineRule="auto"/>
@@ -450,6 +487,7 @@
     <w:p>
       <w:pPr>
         <w:jc w:val="right"/>
+        <w:widowControl/>
         <w:bidi w:val="1"/>
         <w:ind w:right="0" w:left="0"/>
         <w:spacing w:after="200" w:line="300" w:lineRule="auto"/>
@@ -457,7 +495,9 @@
     </w:p>
     <w:p>
       <w:pPr>
-        <w:jc w:val="right"/>
+        <w:jc w:val="left"/>
+        <w:keepNext/>
+        <w:widowControl/>
         <w:bidi w:val="1"/>
         <w:ind w:right="0" w:left="0"/>
         <w:spacing w:after="200" w:line="300" w:lineRule="auto" w:before="360"/>
@@ -475,7 +515,9 @@
     </w:p>
     <w:p>
       <w:pPr>
-        <w:jc w:val="right"/>
+        <w:jc w:val="left"/>
+        <w:keepNext/>
+        <w:widowControl/>
         <w:bidi w:val="1"/>
         <w:ind w:right="0" w:left="0"/>
         <w:spacing w:after="200" w:line="300" w:lineRule="auto"/>
@@ -492,7 +534,8 @@
     </w:p>
     <w:p>
       <w:pPr>
-        <w:jc w:val="right"/>
+        <w:jc w:val="left"/>
+        <w:widowControl/>
         <w:bidi w:val="1"/>
         <w:ind w:right="0" w:left="0"/>
         <w:spacing w:after="200" w:line="300" w:lineRule="auto"/>
@@ -509,7 +552,8 @@
     </w:p>
     <w:p>
       <w:pPr>
-        <w:jc w:val="right"/>
+        <w:jc w:val="left"/>
+        <w:widowControl/>
         <w:bidi w:val="1"/>
         <w:ind w:right="0" w:left="0"/>
         <w:spacing w:after="200" w:line="300" w:lineRule="auto"/>
@@ -526,7 +570,8 @@
     </w:p>
     <w:p>
       <w:pPr>
-        <w:jc w:val="right"/>
+        <w:jc w:val="left"/>
+        <w:widowControl/>
         <w:bidi w:val="1"/>
         <w:ind w:right="0" w:left="0"/>
         <w:spacing w:after="200" w:line="300" w:lineRule="auto"/>
@@ -544,26 +589,32 @@
     <w:p>
       <w:pPr>
         <w:jc w:val="right"/>
+        <w:widowControl/>
         <w:bidi w:val="1"/>
       </w:pPr>
     </w:p>
     <w:p>
       <w:pPr>
         <w:jc w:val="right"/>
+        <w:widowControl/>
         <w:bidi w:val="1"/>
       </w:pPr>
     </w:p>
     <w:p>
       <w:pPr>
         <w:jc w:val="right"/>
+        <w:widowControl/>
         <w:bidi w:val="1"/>
       </w:pPr>
     </w:p>
     <w:p>
       <w:pPr>
         <w:spacing w:before="360" w:after="160"/>
-        <w:jc w:val="right"/>
+        <w:jc w:val="left"/>
+        <w:keepNext/>
+        <w:widowControl/>
         <w:bidi w:val="1"/>
+        <w:ind/>
       </w:pPr>
       <w:r>
         <w:rPr>
@@ -578,8 +629,11 @@
     <w:p>
       <w:pPr>
         <w:spacing w:line="324" w:lineRule="auto" w:after="200"/>
-        <w:jc w:val="right"/>
+        <w:jc w:val="left"/>
+        <w:keepNext/>
+        <w:widowControl/>
         <w:bidi w:val="1"/>
+        <w:ind/>
       </w:pPr>
       <w:r>
         <w:rPr>
@@ -1024,6 +1078,7 @@
     <w:pPr>
       <w:keepNext/>
       <w:keepLines/>
+      <w:widowControl/>
       <w:spacing w:before="480" w:after="0"/>
       <w:outlineLvl w:val="0"/>
     </w:pPr>
@@ -1048,6 +1103,7 @@
     <w:pPr>
       <w:keepNext/>
       <w:keepLines/>
+      <w:widowControl/>
       <w:spacing w:before="200" w:after="0"/>
       <w:outlineLvl w:val="1"/>
     </w:pPr>
@@ -1072,6 +1128,7 @@
     <w:pPr>
       <w:keepNext/>
       <w:keepLines/>
+      <w:widowControl/>
       <w:spacing w:before="200" w:after="0"/>
       <w:outlineLvl w:val="2"/>
     </w:pPr>
@@ -1095,6 +1152,7 @@
     <w:pPr>
       <w:keepNext/>
       <w:keepLines/>
+      <w:widowControl/>
       <w:spacing w:before="200" w:after="0"/>
       <w:outlineLvl w:val="3"/>
     </w:pPr>
@@ -1120,6 +1178,7 @@
     <w:pPr>
       <w:keepNext/>
       <w:keepLines/>
+      <w:widowControl/>
       <w:spacing w:before="200" w:after="0"/>
       <w:outlineLvl w:val="4"/>
     </w:pPr>
@@ -1141,6 +1200,7 @@
     <w:pPr>
       <w:keepNext/>
       <w:keepLines/>
+      <w:widowControl/>
       <w:spacing w:before="200" w:after="0"/>
       <w:outlineLvl w:val="5"/>
     </w:pPr>
@@ -1310,6 +1370,8 @@
     <w:qFormat/>
     <w:rsid w:val="00FC693F"/>
     <w:pPr>
+      <w:keepNext/>
+      <w:widowControl/>
       <w:pBdr>
         <w:bottom w:val="single" w:sz="8" w:space="4" w:color="4F81BD" w:themeColor="accent1"/>
       </w:pBdr>
@@ -1349,6 +1411,8 @@
     <w:qFormat/>
     <w:rsid w:val="00FC693F"/>
     <w:pPr>
+      <w:keepNext/>
+      <w:widowControl/>
       <w:numPr>
         <w:ilvl w:val="1"/>
       </w:numPr>

--- a/theory-site-static/files/editorial-tightened/editorial-report-he.docx
+++ b/theory-site-static/files/editorial-tightened/editorial-report-he.docx
@@ -629,7 +629,7 @@
     <w:p>
       <w:pPr>
         <w:spacing w:line="324" w:lineRule="auto" w:after="200"/>
-        <w:jc w:val="left"/>
+        <w:jc w:val="right"/>
         <w:keepNext/>
         <w:widowControl/>
         <w:bidi w:val="1"/>
@@ -641,7 +641,25 @@
           <w:sz w:val="22"/>
           <w:rtl w:val="1"/>
         </w:rPr>
-        <w:t>אני מרגיש שגם אם יעלו לי רעיונות חדשים או חידודים נוספים לתיאוריה, כנראה כבר לא אוסיף אותם. הבנתי שאני צריך להוציא את הכלבה שלי לטיול.</w:t>
+      </w:r>
+      <w:r>
+        <w:rPr>
+          <w:sz w:val="22"/>
+        </w:rPr>
+        <w:t>אני מרגיש שגם אם יעלו לי רעיונות חדשים או חידודים נוספים לתיאוריה, כנראה כבר לא אוסיף אותם.</w:t>
+      </w:r>
+    </w:p>
+    <w:p>
+      <w:pPr>
+        <w:bidi/>
+        <w:jc w:val="right"/>
+      </w:pPr>
+      <w:r>
+        <w:rPr>
+          <w:color w:val="6F6255"/>
+          <w:sz w:val="18"/>
+        </w:rPr>
+        <w:t>* הבנתי שאני צריך לטייל עם הכלבה שלי.</w:t>
       </w:r>
     </w:p>
     <w:sectPr>

--- a/theory-site-static/files/editorial-tightened/editorial-report-he.docx
+++ b/theory-site-static/files/editorial-tightened/editorial-report-he.docx
@@ -62,7 +62,7 @@
           <w:sz w:val="24"/>
           <w:rtl w:val="1"/>
         </w:rPr>
-        <w:t>1. הפכתי קביעות מוחלטות לניסוחים מודליים: במקום “הקיום הוא”, “אלוהים הוא”, או “האדם הוא”, הנוסח משתמש יותר ב“אפשר לחשוב על”, “לפי המודל”, “התיאוריה מציעה”, ו“דרך קריאה”.</w:t>
+        <w:t>1. הפכתי קביעות מוחלטות לניסוחים מודליים: במקום “הקיום הוא”, “אלוהים הוא”, או “האדם הוא”, הנוסח משתמש יותר ב“אפשר לחשוב על”, “לפי המודל”, “התאוריה מציעה”, ו“דרך קריאה”.</w:t>
       </w:r>
     </w:p>
     <w:p>
@@ -80,7 +80,7 @@
           <w:sz w:val="24"/>
           <w:rtl w:val="1"/>
         </w:rPr>
-        <w:t>2. שמרתי על ליבת התיאוריה: פוטנציאל, אידיאל, אופטימלי, מרחק, סבל, עדות, מקור ובינה ראויה.</w:t>
+        <w:t>2. שמרתי על ליבת התאוריה: פוטנציאל, אידיאל, אופטימלי, מרחק, סבל, עדות, מקור ובינה ראויה.</w:t>
       </w:r>
     </w:p>
     <w:p>
@@ -297,7 +297,7 @@
           <w:sz w:val="24"/>
           <w:rtl w:val="1"/>
         </w:rPr>
-        <w:t>6. יש סכנה שהקוראים יחשבו שהתיאוריה רומנטיזציה של סבל. צריך להמשיך להדגיש שסבל הוא לא ערך, אלא תנאי שלעיתים דרכו מתברר ערך.</w:t>
+        <w:t>6. יש סכנה שהקוראים יחשבו שהתאוריה רומנטיזציה של סבל. צריך להמשיך להדגיש שסבל הוא לא ערך, אלא תנאי שלעיתים דרכו מתברר ערך.</w:t>
       </w:r>
     </w:p>
     <w:p>
@@ -529,7 +529,7 @@
           <w:sz w:val="24"/>
           <w:rtl w:val="1"/>
         </w:rPr>
-        <w:t>אני מבקש באופן המפורש ביותר שלא להתייחס למינוחים שבהם אני משתמש בתיאוריה כאילו הם נכונים, מדויקים, סופיים או מחייבים כשלעצמם. אלה שמות עבודה, תיאורים, דימויים וכלים לשוניים שנולדו מתוך ניסיון אישי לנסח דבר שעדיין נמצא בבחינה.</w:t>
+        <w:t>אני מבקש באופן המפורש ביותר שלא להתייחס למינוחים שבהם אני משתמש בתאוריה כאילו הם נכונים, מדויקים, סופיים או מחייבים כשלעצמם. אלה שמות עבודה, תיאורים, דימויים וכלים לשוניים שנולדו מתוך ניסיון אישי לנסח דבר שעדיין נמצא בבחינה.</w:t>
       </w:r>
     </w:p>
     <w:p>
@@ -646,7 +646,7 @@
         <w:rPr>
           <w:sz w:val="22"/>
         </w:rPr>
-        <w:t>אני מרגיש שגם אם יעלו לי רעיונות חדשים או חידודים נוספים לתיאוריה, כנראה כבר לא אוסיף אותם.</w:t>
+        <w:t>אני מרגיש שגם אם יעלו לי רעיונות חדשים או חידודים נוספים לתאוריה, כנראה כבר לא אוסיף אותם.</w:t>
       </w:r>
     </w:p>
     <w:p>
